--- a/docs/Pack_Aliado_Gabriel_Barrios/docx/11_Propuesta_Farmacia.docx
+++ b/docs/Pack_Aliado_Gabriel_Barrios/docx/11_Propuesta_Farmacia.docx
@@ -426,6 +426,274 @@
         <w:pStyle w:val="Heading1"/>
       </w:pPr>
       <w:r>
+        <w:t>Un día en la vida del dueño (hipótesis a confirmar en calle)</w:t>
+      </w:r>
+    </w:p>
+    <w:p>
+      <w:r>
+        <w:t>Antes de pitchear, Sales debe mapear el día real del dueño. Plantilla para entrevistas:</w:t>
+      </w:r>
+    </w:p>
+    <w:tbl>
+      <w:tblPr>
+        <w:tblStyle w:val="TableGrid"/>
+        <w:tblW w:type="auto" w:w="0"/>
+        <w:tblLook w:firstColumn="1" w:firstRow="1" w:lastColumn="0" w:lastRow="0" w:noHBand="0" w:noVBand="1" w:val="04A0"/>
+      </w:tblPr>
+      <w:tblGrid>
+        <w:gridCol w:w="2880"/>
+        <w:gridCol w:w="2880"/>
+        <w:gridCol w:w="2880"/>
+      </w:tblGrid>
+      <w:tr>
+        <w:tc>
+          <w:tcPr>
+            <w:tcW w:type="dxa" w:w="2880"/>
+            <w:shd w:fill="1E2A5A"/>
+          </w:tcPr>
+          <w:p>
+            <w:r>
+              <w:rPr>
+                <w:b/>
+                <w:color w:val="FFFFFF"/>
+                <w:sz w:val="20"/>
+              </w:rPr>
+              <w:t>Momento</w:t>
+            </w:r>
+          </w:p>
+        </w:tc>
+        <w:tc>
+          <w:tcPr>
+            <w:tcW w:type="dxa" w:w="2880"/>
+            <w:shd w:fill="1E2A5A"/>
+          </w:tcPr>
+          <w:p>
+            <w:r>
+              <w:rPr>
+                <w:b/>
+                <w:color w:val="FFFFFF"/>
+                <w:sz w:val="20"/>
+              </w:rPr>
+              <w:t>Qué hace hoy</w:t>
+            </w:r>
+          </w:p>
+        </w:tc>
+        <w:tc>
+          <w:tcPr>
+            <w:tcW w:type="dxa" w:w="2880"/>
+            <w:shd w:fill="1E2A5A"/>
+          </w:tcPr>
+          <w:p>
+            <w:r>
+              <w:rPr>
+                <w:b/>
+                <w:color w:val="FFFFFF"/>
+                <w:sz w:val="20"/>
+              </w:rPr>
+              <w:t>Dónde duele (hipótesis)</w:t>
+            </w:r>
+          </w:p>
+        </w:tc>
+      </w:tr>
+      <w:tr>
+        <w:tc>
+          <w:tcPr>
+            <w:tcW w:type="dxa" w:w="2880"/>
+          </w:tcPr>
+          <w:p>
+            <w:r>
+              <w:rPr>
+                <w:sz w:val="20"/>
+              </w:rPr>
+              <w:t>Apertura (7–9 am)</w:t>
+            </w:r>
+          </w:p>
+        </w:tc>
+        <w:tc>
+          <w:tcPr>
+            <w:tcW w:type="dxa" w:w="2880"/>
+          </w:tcPr>
+          <w:p>
+            <w:r>
+              <w:rPr>
+                <w:sz w:val="20"/>
+              </w:rPr>
+              <w:t>Revisa stock, recibe droguería, abre WhatsApp</w:t>
+            </w:r>
+          </w:p>
+        </w:tc>
+        <w:tc>
+          <w:tcPr>
+            <w:tcW w:type="dxa" w:w="2880"/>
+          </w:tcPr>
+          <w:p>
+            <w:r>
+              <w:rPr>
+                <w:sz w:val="20"/>
+              </w:rPr>
+              <w:t>Pedidos nocturnos sin responder</w:t>
+            </w:r>
+          </w:p>
+        </w:tc>
+      </w:tr>
+      <w:tr>
+        <w:tc>
+          <w:tcPr>
+            <w:tcW w:type="dxa" w:w="2880"/>
+          </w:tcPr>
+          <w:p>
+            <w:r>
+              <w:rPr>
+                <w:sz w:val="20"/>
+              </w:rPr>
+              <w:t>Mediodía (12–3 pm)</w:t>
+            </w:r>
+          </w:p>
+        </w:tc>
+        <w:tc>
+          <w:tcPr>
+            <w:tcW w:type="dxa" w:w="2880"/>
+          </w:tcPr>
+          <w:p>
+            <w:r>
+              <w:rPr>
+                <w:sz w:val="20"/>
+              </w:rPr>
+              <w:t>Pico mostrador + WhatsApp simultáneos</w:t>
+            </w:r>
+          </w:p>
+        </w:tc>
+        <w:tc>
+          <w:tcPr>
+            <w:tcW w:type="dxa" w:w="2880"/>
+          </w:tcPr>
+          <w:p>
+            <w:r>
+              <w:rPr>
+                <w:sz w:val="20"/>
+              </w:rPr>
+              <w:t>Errores precio/cantidad; Rx «a ojo»</w:t>
+            </w:r>
+          </w:p>
+        </w:tc>
+      </w:tr>
+      <w:tr>
+        <w:tc>
+          <w:tcPr>
+            <w:tcW w:type="dxa" w:w="2880"/>
+          </w:tcPr>
+          <w:p>
+            <w:r>
+              <w:rPr>
+                <w:sz w:val="20"/>
+              </w:rPr>
+              <w:t>Cierre (6–8 pm)</w:t>
+            </w:r>
+          </w:p>
+        </w:tc>
+        <w:tc>
+          <w:tcPr>
+            <w:tcW w:type="dxa" w:w="2880"/>
+          </w:tcPr>
+          <w:p>
+            <w:r>
+              <w:rPr>
+                <w:sz w:val="20"/>
+              </w:rPr>
+              <w:t>Cuadre de caja, conciliar Pago Móvil</w:t>
+            </w:r>
+          </w:p>
+        </w:tc>
+        <w:tc>
+          <w:tcPr>
+            <w:tcW w:type="dxa" w:w="2880"/>
+          </w:tcPr>
+          <w:p>
+            <w:r>
+              <w:rPr>
+                <w:sz w:val="20"/>
+              </w:rPr>
+              <w:t>Horas conciliando; ventas no medidas</w:t>
+            </w:r>
+          </w:p>
+        </w:tc>
+      </w:tr>
+      <w:tr>
+        <w:tc>
+          <w:tcPr>
+            <w:tcW w:type="dxa" w:w="2880"/>
+          </w:tcPr>
+          <w:p>
+            <w:r>
+              <w:rPr>
+                <w:sz w:val="20"/>
+              </w:rPr>
+              <w:t>Fin de semana</w:t>
+            </w:r>
+          </w:p>
+        </w:tc>
+        <w:tc>
+          <w:tcPr>
+            <w:tcW w:type="dxa" w:w="2880"/>
+          </w:tcPr>
+          <w:p>
+            <w:r>
+              <w:rPr>
+                <w:sz w:val="20"/>
+              </w:rPr>
+              <w:t>Guardia reducida</w:t>
+            </w:r>
+          </w:p>
+        </w:tc>
+        <w:tc>
+          <w:tcPr>
+            <w:tcW w:type="dxa" w:w="2880"/>
+          </w:tcPr>
+          <w:p>
+            <w:r>
+              <w:rPr>
+                <w:sz w:val="20"/>
+              </w:rPr>
+              <w:t>Sin farmacéutico de turno → Rx rechazadas</w:t>
+            </w:r>
+          </w:p>
+        </w:tc>
+      </w:tr>
+    </w:tbl>
+    <w:p/>
+    <w:p>
+      <w:r>
+        <w:t xml:space="preserve">Gabriel: el ranking real de dolores debe salir de </w:t>
+      </w:r>
+      <w:r>
+        <w:rPr>
+          <w:b/>
+        </w:rPr>
+        <w:t>≥5 entrevistas en Valencia</w:t>
+      </w:r>
+      <w:r>
+        <w:t xml:space="preserve">, no solo de este documento. Tipo de propuesta dominante para el one-pager: </w:t>
+      </w:r>
+      <w:r>
+        <w:rPr>
+          <w:b/>
+        </w:rPr>
+        <w:t>costo total menor</w:t>
+      </w:r>
+      <w:r>
+        <w:t xml:space="preserve"> vs take-rate agregador.</w:t>
+      </w:r>
+    </w:p>
+    <w:p>
+      <w:r>
+        <w:t>────────────────────────────────────────</w:t>
+      </w:r>
+    </w:p>
+    <w:p>
+      <w:pPr>
+        <w:pStyle w:val="Heading1"/>
+      </w:pPr>
+      <w:r>
         <w:t>Qué le duele hoy (hipótesis a confirmar en calle)</w:t>
       </w:r>
     </w:p>
@@ -454,7 +722,7 @@
         <w:t>WhatsApp sin control</w:t>
       </w:r>
       <w:r>
-        <w:t xml:space="preserve"> — pedidos manuales, errores de precio/cantidad, sin trazabilidad.</w:t>
+        <w:t xml:space="preserve"> — pedidos manuales, errores, sin trazabilidad.</w:t>
       </w:r>
     </w:p>
     <w:p>
@@ -533,16 +801,16 @@
     </w:p>
     <w:p>
       <w:r>
-        <w:t xml:space="preserve">Gabriel: el ranking real de dolores debe salir de </w:t>
+        <w:t xml:space="preserve">7. </w:t>
       </w:r>
       <w:r>
         <w:rPr>
           <w:b/>
         </w:rPr>
-        <w:t>entrevistas en Valencia</w:t>
+        <w:t>Sin panel único</w:t>
       </w:r>
       <w:r>
-        <w:t>, no solo de este documento.</w:t>
+        <w:t xml:space="preserve"> — órdenes, comprobantes y Rx repartidos entre chat, papel y Excel.</w:t>
       </w:r>
     </w:p>
     <w:p>
@@ -863,12 +1131,26 @@
         <w:t>tercer mes</w:t>
       </w:r>
       <w:r>
-        <w:t>.</w:t>
+        <w:t xml:space="preserve"> (M+2).</w:t>
       </w:r>
     </w:p>
     <w:p>
       <w:r>
         <w:t>- Farmacia nueva a mitad de mes: solo cuota fija prorrateada el primer mes parcial; desde el segundo mes, fija + %.</w:t>
+      </w:r>
+    </w:p>
+    <w:p>
+      <w:r>
+        <w:t xml:space="preserve">- Reclamos de cierre de GMV: </w:t>
+      </w:r>
+      <w:r>
+        <w:rPr>
+          <w:b/>
+        </w:rPr>
+        <w:t>3 días hábiles</w:t>
+      </w:r>
+      <w:r>
+        <w:t xml:space="preserve"> desde el reporte mensual oficial.</w:t>
       </w:r>
     </w:p>
     <w:p>
@@ -933,6 +1215,11 @@
       </w:r>
     </w:p>
     <w:p>
+      <w:r>
+        <w:t>- Multi-sucursal bajo mismo RIF: un nivel, una factura, desglose por sucursal en panel.</w:t>
+      </w:r>
+    </w:p>
+    <w:p>
       <w:pPr>
         <w:pStyle w:val="Heading2"/>
       </w:pPr>
@@ -981,6 +1268,11 @@
     <w:p>
       <w:r>
         <w:t>- No somos tienda general — solo farmacia (OTC, Rx, cuidado personal afín).</w:t>
+      </w:r>
+    </w:p>
+    <w:p>
+      <w:r>
+        <w:t>- No exigimos exclusividad digital con Rappi/PedidosYa.</w:t>
       </w:r>
     </w:p>
     <w:p>
@@ -1146,6 +1438,260 @@
         <w:t>*(Mes completo estable; mes parcial de alta prorratea solo la fija.)*</w:t>
       </w:r>
     </w:p>
+    <w:p>
+      <w:r>
+        <w:t>────────────────────────────────────────</w:t>
+      </w:r>
+    </w:p>
+    <w:p>
+      <w:pPr>
+        <w:pStyle w:val="Heading1"/>
+      </w:pPr>
+      <w:r>
+        <w:t>Discovery en calle — marco SPIN (antes de la demo)</w:t>
+      </w:r>
+    </w:p>
+    <w:p>
+      <w:r>
+        <w:t xml:space="preserve">Preguntar </w:t>
+      </w:r>
+      <w:r>
+        <w:rPr>
+          <w:b/>
+        </w:rPr>
+        <w:t>hechos pasados</w:t>
+      </w:r>
+      <w:r>
+        <w:t>, no «¿usarías una app?»:</w:t>
+      </w:r>
+    </w:p>
+    <w:tbl>
+      <w:tblPr>
+        <w:tblStyle w:val="TableGrid"/>
+        <w:tblW w:type="auto" w:w="0"/>
+        <w:tblLook w:firstColumn="1" w:firstRow="1" w:lastColumn="0" w:lastRow="0" w:noHBand="0" w:noVBand="1" w:val="04A0"/>
+      </w:tblPr>
+      <w:tblGrid>
+        <w:gridCol w:w="2880"/>
+        <w:gridCol w:w="2880"/>
+        <w:gridCol w:w="2880"/>
+      </w:tblGrid>
+      <w:tr>
+        <w:tc>
+          <w:tcPr>
+            <w:tcW w:type="dxa" w:w="2880"/>
+            <w:shd w:fill="1E2A5A"/>
+          </w:tcPr>
+          <w:p>
+            <w:r>
+              <w:rPr>
+                <w:b/>
+                <w:color w:val="FFFFFF"/>
+                <w:sz w:val="20"/>
+              </w:rPr>
+              <w:t>Fase</w:t>
+            </w:r>
+          </w:p>
+        </w:tc>
+        <w:tc>
+          <w:tcPr>
+            <w:tcW w:type="dxa" w:w="2880"/>
+            <w:shd w:fill="1E2A5A"/>
+          </w:tcPr>
+          <w:p>
+            <w:r>
+              <w:rPr>
+                <w:b/>
+                <w:color w:val="FFFFFF"/>
+                <w:sz w:val="20"/>
+              </w:rPr>
+              <w:t>Preguntas ejemplo</w:t>
+            </w:r>
+          </w:p>
+        </w:tc>
+        <w:tc>
+          <w:tcPr>
+            <w:tcW w:type="dxa" w:w="2880"/>
+            <w:shd w:fill="1E2A5A"/>
+          </w:tcPr>
+          <w:p>
+            <w:r>
+              <w:rPr>
+                <w:b/>
+                <w:color w:val="FFFFFF"/>
+                <w:sz w:val="20"/>
+              </w:rPr>
+              <w:t>Objetivo</w:t>
+            </w:r>
+          </w:p>
+        </w:tc>
+      </w:tr>
+      <w:tr>
+        <w:tc>
+          <w:tcPr>
+            <w:tcW w:type="dxa" w:w="2880"/>
+          </w:tcPr>
+          <w:p>
+            <w:r>
+              <w:rPr>
+                <w:sz w:val="20"/>
+              </w:rPr>
+              <w:t>**S**ituación</w:t>
+            </w:r>
+          </w:p>
+        </w:tc>
+        <w:tc>
+          <w:tcPr>
+            <w:tcW w:type="dxa" w:w="2880"/>
+          </w:tcPr>
+          <w:p>
+            <w:r>
+              <w:rPr>
+                <w:sz w:val="20"/>
+              </w:rPr>
+              <w:t>¿Cuántos pedidos digitales reciben por semana? ¿Farmacéutico en turno todos los días?</w:t>
+            </w:r>
+          </w:p>
+        </w:tc>
+        <w:tc>
+          <w:tcPr>
+            <w:tcW w:type="dxa" w:w="2880"/>
+          </w:tcPr>
+          <w:p>
+            <w:r>
+              <w:rPr>
+                <w:sz w:val="20"/>
+              </w:rPr>
+              <w:t>Baseline</w:t>
+            </w:r>
+          </w:p>
+        </w:tc>
+      </w:tr>
+      <w:tr>
+        <w:tc>
+          <w:tcPr>
+            <w:tcW w:type="dxa" w:w="2880"/>
+          </w:tcPr>
+          <w:p>
+            <w:r>
+              <w:rPr>
+                <w:sz w:val="20"/>
+              </w:rPr>
+              <w:t>**P**roblema</w:t>
+            </w:r>
+          </w:p>
+        </w:tc>
+        <w:tc>
+          <w:tcPr>
+            <w:tcW w:type="dxa" w:w="2880"/>
+          </w:tcPr>
+          <w:p>
+            <w:r>
+              <w:rPr>
+                <w:sz w:val="20"/>
+              </w:rPr>
+              <w:t>¿Han perdido ventas por stock o por no aparecer en búsqueda digital?</w:t>
+            </w:r>
+          </w:p>
+        </w:tc>
+        <w:tc>
+          <w:tcPr>
+            <w:tcW w:type="dxa" w:w="2880"/>
+          </w:tcPr>
+          <w:p>
+            <w:r>
+              <w:rPr>
+                <w:sz w:val="20"/>
+              </w:rPr>
+              <w:t>Dolor explícito</w:t>
+            </w:r>
+          </w:p>
+        </w:tc>
+      </w:tr>
+      <w:tr>
+        <w:tc>
+          <w:tcPr>
+            <w:tcW w:type="dxa" w:w="2880"/>
+          </w:tcPr>
+          <w:p>
+            <w:r>
+              <w:rPr>
+                <w:sz w:val="20"/>
+              </w:rPr>
+              <w:t>**I**mplicación</w:t>
+            </w:r>
+          </w:p>
+        </w:tc>
+        <w:tc>
+          <w:tcPr>
+            <w:tcW w:type="dxa" w:w="2880"/>
+          </w:tcPr>
+          <w:p>
+            <w:r>
+              <w:rPr>
+                <w:sz w:val="20"/>
+              </w:rPr>
+              <w:t>Si un competidor digital captura pacientes de su zona en 6 meses, ¿qué pasa con el mostrador?</w:t>
+            </w:r>
+          </w:p>
+        </w:tc>
+        <w:tc>
+          <w:tcPr>
+            <w:tcW w:type="dxa" w:w="2880"/>
+          </w:tcPr>
+          <w:p>
+            <w:r>
+              <w:rPr>
+                <w:sz w:val="20"/>
+              </w:rPr>
+              <w:t>Urgencia</w:t>
+            </w:r>
+          </w:p>
+        </w:tc>
+      </w:tr>
+      <w:tr>
+        <w:tc>
+          <w:tcPr>
+            <w:tcW w:type="dxa" w:w="2880"/>
+          </w:tcPr>
+          <w:p>
+            <w:r>
+              <w:rPr>
+                <w:sz w:val="20"/>
+              </w:rPr>
+              <w:t>**N**ecesidad</w:t>
+            </w:r>
+          </w:p>
+        </w:tc>
+        <w:tc>
+          <w:tcPr>
+            <w:tcW w:type="dxa" w:w="2880"/>
+          </w:tcPr>
+          <w:p>
+            <w:r>
+              <w:rPr>
+                <w:sz w:val="20"/>
+              </w:rPr>
+              <w:t>Si tuvieran panel + demanda sin montar app propia, ¿qué KPI mejorarían primero?</w:t>
+            </w:r>
+          </w:p>
+        </w:tc>
+        <w:tc>
+          <w:tcPr>
+            <w:tcW w:type="dxa" w:w="2880"/>
+          </w:tcPr>
+          <w:p>
+            <w:r>
+              <w:rPr>
+                <w:sz w:val="20"/>
+              </w:rPr>
+              <w:t>Puente a demo</w:t>
+            </w:r>
+          </w:p>
+        </w:tc>
+      </w:tr>
+    </w:tbl>
+    <w:p/>
     <w:p>
       <w:r>
         <w:t>────────────────────────────────────────</w:t>
@@ -1906,8 +2452,112 @@
           </w:p>
         </w:tc>
       </w:tr>
+      <w:tr>
+        <w:tc>
+          <w:tcPr>
+            <w:tcW w:type="dxa" w:w="4320"/>
+          </w:tcPr>
+          <w:p>
+            <w:r>
+              <w:rPr>
+                <w:sz w:val="20"/>
+              </w:rPr>
+              <w:t>«¿Quién responde ante MPPS?»</w:t>
+            </w:r>
+          </w:p>
+        </w:tc>
+        <w:tc>
+          <w:tcPr>
+            <w:tcW w:type="dxa" w:w="4320"/>
+          </w:tcPr>
+          <w:p>
+            <w:r>
+              <w:rPr>
+                <w:sz w:val="20"/>
+              </w:rPr>
+              <w:t>La farmacia sigue siendo el establecimiento responsable; Zonix aporta logs exportables</w:t>
+            </w:r>
+          </w:p>
+        </w:tc>
+      </w:tr>
+      <w:tr>
+        <w:tc>
+          <w:tcPr>
+            <w:tcW w:type="dxa" w:w="4320"/>
+          </w:tcPr>
+          <w:p>
+            <w:r>
+              <w:rPr>
+                <w:sz w:val="20"/>
+              </w:rPr>
+              <w:t>«¿Cuánto tarda el onboarding?»</w:t>
+            </w:r>
+          </w:p>
+        </w:tc>
+        <w:tc>
+          <w:tcPr>
+            <w:tcW w:type="dxa" w:w="4320"/>
+          </w:tcPr>
+          <w:p>
+            <w:r>
+              <w:rPr>
+                <w:sz w:val="20"/>
+              </w:rPr>
+              <w:t>~30 min catálogo + 1 h capacitación + 1 día de prueba; total ~2 días desde firma</w:t>
+            </w:r>
+          </w:p>
+        </w:tc>
+      </w:tr>
     </w:tbl>
     <w:p/>
+    <w:p>
+      <w:r>
+        <w:t>────────────────────────────────────────</w:t>
+      </w:r>
+    </w:p>
+    <w:p>
+      <w:pPr>
+        <w:pStyle w:val="Heading1"/>
+      </w:pPr>
+      <w:r>
+        <w:t>Contrato marco — mínimos legales-operativos</w:t>
+      </w:r>
+    </w:p>
+    <w:p>
+      <w:r>
+        <w:t>Antes de órdenes reales con pacientes, cada farmacia firma documento que cubra:</w:t>
+      </w:r>
+    </w:p>
+    <w:p>
+      <w:r>
+        <w:t>1. Roles: farmacia dispensadora; Zonix como plataforma y responsable de datos de usuarios.</w:t>
+      </w:r>
+    </w:p>
+    <w:p>
+      <w:r>
+        <w:t>2. Validación Rx: farmacéutico MPPS activo; SLA acordado.</w:t>
+      </w:r>
+    </w:p>
+    <w:p>
+      <w:r>
+        <w:t>3. Recetas retenidas/controladas: pickup, identificación, libros en farmacia.</w:t>
+      </w:r>
+    </w:p>
+    <w:p>
+      <w:r>
+        <w:t>4. Pagos y comprobantes: conciliación y plazos de disputa.</w:t>
+      </w:r>
+    </w:p>
+    <w:p>
+      <w:r>
+        <w:t>5. Salida: exportación de datos y baja sin perjuicio a órdenes abiertas.</w:t>
+      </w:r>
+    </w:p>
+    <w:p>
+      <w:r>
+        <w:t>Plantillas: abogado + visado farmacéutico asesor en cláusulas de dispensación.</w:t>
+      </w:r>
+    </w:p>
     <w:p>
       <w:r>
         <w:t>────────────────────────────────────────</w:t>
@@ -2005,7 +2655,7 @@
         <w:pStyle w:val="Heading1"/>
       </w:pPr>
       <w:r>
-        <w:t>Qué revisar juntos</w:t>
+        <w:t>Qué nos gustaría que revises, Gabriel</w:t>
       </w:r>
     </w:p>
     <w:p>
@@ -2058,24 +2708,10 @@
         <w:rPr>
           <w:b/>
         </w:rPr>
-        <w:t>¿Waiver 2 meses</w:t>
-      </w:r>
-      <w:r>
-        <w:t xml:space="preserve"> ayuda o genera expectativa de gratis permanente?</w:t>
-      </w:r>
-    </w:p>
-    <w:p>
-      <w:r>
-        <w:t xml:space="preserve">5. </w:t>
-      </w:r>
-      <w:r>
-        <w:rPr>
-          <w:b/>
-        </w:rPr>
         <w:t>¿Introducciones</w:t>
       </w:r>
       <w:r>
-        <w:t xml:space="preserve"> a 3–5 farmacias piloto donde Morr tenga relación?</w:t>
+        <w:t xml:space="preserve"> a 3–5 farmacias piloto donde Morr tenga relación para discovery sin compromiso?</w:t>
       </w:r>
     </w:p>
     <w:p>

--- a/docs/Pack_Aliado_Gabriel_Barrios/docx/11_Propuesta_Farmacia.docx
+++ b/docs/Pack_Aliado_Gabriel_Barrios/docx/11_Propuesta_Farmacia.docx
@@ -88,10 +88,10 @@
         <w:rPr>
           <w:b/>
         </w:rPr>
-        <w:t>cuota 25 / 40 / 55 USD + un % moderado sobre GMV</w:t>
+        <w:t>cuota 45 / 60 / 70 USD + %GMV 8 / 7 / 5</w:t>
       </w:r>
       <w:r>
-        <w:t xml:space="preserve"> según volumen — no una comisión del 20–30 % como PedidosYa.</w:t>
+        <w:t xml:space="preserve"> según banda — no una comisión del 20–30 % como PedidosYa.</w:t>
       </w:r>
     </w:p>
     <w:p>
@@ -102,7 +102,7 @@
         <w:rPr>
           <w:b/>
         </w:rPr>
-        <w:t>5.000 USD de ventas en app al mes</w:t>
+        <w:t>3.000 USD de ventas en app al mes</w:t>
       </w:r>
       <w:r>
         <w:t xml:space="preserve"> (nivel Pro) → </w:t>
@@ -111,7 +111,7 @@
         <w:rPr>
           <w:b/>
         </w:rPr>
-        <w:t>40 + 0,80 % × 5.000 = 80 USD/mes</w:t>
+        <w:t>60 + 7 % × 3.000 = 270 USD/mes</w:t>
       </w:r>
       <w:r>
         <w:t xml:space="preserve"> a Zonix vs </w:t>
@@ -120,10 +120,10 @@
         <w:rPr>
           <w:b/>
         </w:rPr>
-        <w:t>~1.000–1.500 USD</w:t>
+        <w:t>~750 USD</w:t>
       </w:r>
       <w:r>
-        <w:t xml:space="preserve"> típico en agregador. El piloto busca </w:t>
+        <w:t xml:space="preserve"> típico en agregador al 25%. El piloto busca </w:t>
       </w:r>
       <w:r>
         <w:rPr>
@@ -935,7 +935,7 @@
               <w:rPr>
                 <w:sz w:val="20"/>
               </w:rPr>
-              <w:t>0 – 2.500</w:t>
+              <w:t>0 – 2.000</w:t>
             </w:r>
           </w:p>
         </w:tc>
@@ -948,7 +948,7 @@
               <w:rPr>
                 <w:sz w:val="20"/>
               </w:rPr>
-              <w:t>**25**</w:t>
+              <w:t>**45**</w:t>
             </w:r>
           </w:p>
         </w:tc>
@@ -961,7 +961,7 @@
               <w:rPr>
                 <w:sz w:val="20"/>
               </w:rPr>
-              <w:t>0,60 %</w:t>
+              <w:t>8 %</w:t>
             </w:r>
           </w:p>
         </w:tc>
@@ -989,7 +989,7 @@
               <w:rPr>
                 <w:sz w:val="20"/>
               </w:rPr>
-              <w:t>2.501 – 10.000</w:t>
+              <w:t>2.001 – 5.000</w:t>
             </w:r>
           </w:p>
         </w:tc>
@@ -1002,7 +1002,7 @@
               <w:rPr>
                 <w:sz w:val="20"/>
               </w:rPr>
-              <w:t>**40**</w:t>
+              <w:t>**60**</w:t>
             </w:r>
           </w:p>
         </w:tc>
@@ -1015,7 +1015,7 @@
               <w:rPr>
                 <w:sz w:val="20"/>
               </w:rPr>
-              <w:t>0,80 %</w:t>
+              <w:t>7 %</w:t>
             </w:r>
           </w:p>
         </w:tc>
@@ -1043,7 +1043,7 @@
               <w:rPr>
                 <w:sz w:val="20"/>
               </w:rPr>
-              <w:t>10.001 en adelante</w:t>
+              <w:t>5.001 en adelante</w:t>
             </w:r>
           </w:p>
         </w:tc>
@@ -1056,7 +1056,7 @@
               <w:rPr>
                 <w:sz w:val="20"/>
               </w:rPr>
-              <w:t>**55**</w:t>
+              <w:t>**70**</w:t>
             </w:r>
           </w:p>
         </w:tc>
@@ -1069,7 +1069,7 @@
               <w:rPr>
                 <w:sz w:val="20"/>
               </w:rPr>
-              <w:t>1,00 %</w:t>
+              <w:t>5 %</w:t>
             </w:r>
           </w:p>
         </w:tc>
@@ -1285,7 +1285,7 @@
         <w:pStyle w:val="Heading1"/>
       </w:pPr>
       <w:r>
-        <w:t>Comparativa ilustrativa (mismo GMV 5.000 USD/mes)</w:t>
+        <w:t>Comparativa ilustrativa (mismo GMV 3.000 USD/mes)</w:t>
       </w:r>
     </w:p>
     <w:tbl>
@@ -1372,7 +1372,7 @@
               <w:rPr>
                 <w:sz w:val="20"/>
               </w:rPr>
-              <w:t>~20–30 % → **1.000–1.500 USD**</w:t>
+              <w:t>~25 % → **~750 USD**</w:t>
             </w:r>
           </w:p>
         </w:tc>
@@ -1385,7 +1385,7 @@
               <w:rPr>
                 <w:sz w:val="20"/>
               </w:rPr>
-              <w:t>**40 + 40 = 80 USD**</w:t>
+              <w:t>**60 + 210 = 270 USD**</w:t>
             </w:r>
           </w:p>
         </w:tc>
@@ -1426,7 +1426,7 @@
               <w:rPr>
                 <w:sz w:val="20"/>
               </w:rPr>
-              <w:t>**~16–22× menos** costo de canal</w:t>
+              <w:t>**~64 % menos** costo de canal</w:t>
             </w:r>
           </w:p>
         </w:tc>
@@ -2335,7 +2335,7 @@
               <w:rPr>
                 <w:sz w:val="20"/>
               </w:rPr>
-              <w:t>Puedes probar Zonix en paralelo; aquí pagas **25/40/55 + %**, no 20–30 % del ticket</w:t>
+              <w:t>Puedes probar Zonix en paralelo; aquí pagas **45/60/70 + %**, no 20–30 % del ticket</w:t>
             </w:r>
           </w:p>
         </w:tc>
@@ -2666,7 +2666,7 @@
         <w:rPr>
           <w:b/>
         </w:rPr>
-        <w:t>¿25/40/55 + % GMV es creíble</w:t>
+        <w:t>¿45/60/70 + %GMV 8/7/5 es creíble</w:t>
       </w:r>
       <w:r>
         <w:t xml:space="preserve"> frente a la mentalidad del dueño valenciano?</w:t>
